--- a/public/Greencoat_CCTV_Monitoring_Log_Mar2026.docx
+++ b/public/Greencoat_CCTV_Monitoring_Log_Mar2026.docx
@@ -14,7 +14,7 @@
         <w:rPr>
           <w:rFonts w:ascii="Calibri" w:hAnsi="Calibri"/>
         </w:rPr>
-        <w:t>CCTV Monitoring Log (template)</w:t>
+        <w:t>CCTV Monitoring Log</w:t>
       </w:r>
       <w:bookmarkEnd w:id="0"/>
     </w:p>
